--- a/Capstone project.docx
+++ b/Capstone project.docx
@@ -9,14 +9,14 @@
         <w:tblLook w:val="04A0" w:firstRow="1" w:lastRow="0" w:firstColumn="1" w:lastColumn="0" w:noHBand="0" w:noVBand="1"/>
       </w:tblPr>
       <w:tblGrid>
-        <w:gridCol w:w="3506"/>
-        <w:gridCol w:w="2755"/>
-        <w:gridCol w:w="2755"/>
+        <w:gridCol w:w="2060"/>
+        <w:gridCol w:w="6509"/>
+        <w:gridCol w:w="5379"/>
       </w:tblGrid>
       <w:tr>
         <w:tc>
           <w:tcPr>
-            <w:tcW w:w="3506" w:type="dxa"/>
+            <w:tcW w:w="1413" w:type="dxa"/>
           </w:tcPr>
           <w:p>
             <w:pPr>
@@ -29,7 +29,7 @@
         </w:tc>
         <w:tc>
           <w:tcPr>
-            <w:tcW w:w="2755" w:type="dxa"/>
+            <w:tcW w:w="6804" w:type="dxa"/>
           </w:tcPr>
           <w:p>
             <w:pPr>
@@ -47,11 +47,25 @@
         </w:tc>
         <w:tc>
           <w:tcPr>
-            <w:tcW w:w="2755" w:type="dxa"/>
-          </w:tcPr>
-          <w:p>
+            <w:tcW w:w="5670" w:type="dxa"/>
+          </w:tcPr>
+          <w:p>
+            <w:pPr>
+              <w:rPr>
+                <w:lang w:val="en-US"/>
+              </w:rPr>
+            </w:pPr>
             <w:r>
               <w:t>English</w:t>
+            </w:r>
+            <w:r>
+              <w:t xml:space="preserve"> </w:t>
+            </w:r>
+            <w:r>
+              <w:rPr>
+                <w:lang w:val="en-US"/>
+              </w:rPr>
+              <w:t>/used google translate/</w:t>
             </w:r>
           </w:p>
         </w:tc>
@@ -59,7 +73,7 @@
       <w:tr>
         <w:tc>
           <w:tcPr>
-            <w:tcW w:w="3506" w:type="dxa"/>
+            <w:tcW w:w="1413" w:type="dxa"/>
           </w:tcPr>
           <w:p>
             <w:pPr>
@@ -73,7 +87,7 @@
         </w:tc>
         <w:tc>
           <w:tcPr>
-            <w:tcW w:w="2755" w:type="dxa"/>
+            <w:tcW w:w="6804" w:type="dxa"/>
           </w:tcPr>
           <w:p>
             <w:pPr>
@@ -93,19 +107,24 @@
         </w:tc>
         <w:tc>
           <w:tcPr>
-            <w:tcW w:w="2755" w:type="dxa"/>
-          </w:tcPr>
-          <w:p>
-            <w:r>
-              <w:t>Smart resto systems llc</w:t>
-            </w:r>
+            <w:tcW w:w="5670" w:type="dxa"/>
+          </w:tcPr>
+          <w:p>
+            <w:r>
+              <w:t xml:space="preserve">Smart resto systems </w:t>
+            </w:r>
+            <w:proofErr w:type="spellStart"/>
+            <w:r>
+              <w:t>llc</w:t>
+            </w:r>
+            <w:proofErr w:type="spellEnd"/>
           </w:p>
         </w:tc>
       </w:tr>
       <w:tr>
         <w:tc>
           <w:tcPr>
-            <w:tcW w:w="3506" w:type="dxa"/>
+            <w:tcW w:w="1413" w:type="dxa"/>
           </w:tcPr>
           <w:p>
             <w:pPr>
@@ -126,47 +145,297 @@
         </w:tc>
         <w:tc>
           <w:tcPr>
-            <w:tcW w:w="2755" w:type="dxa"/>
-          </w:tcPr>
-          <w:p>
-            <w:pPr>
-              <w:rPr>
-                <w:lang w:val="en-US"/>
-              </w:rPr>
-            </w:pPr>
-            <w:r>
-              <w:t xml:space="preserve">Компаний </w:t>
-            </w:r>
-            <w:proofErr w:type="gramStart"/>
-            <w:r>
-              <w:t xml:space="preserve">ERP </w:t>
-            </w:r>
-            <w:r>
-              <w:rPr>
-                <w:lang w:val="mn-MN"/>
-              </w:rPr>
-              <w:t xml:space="preserve"> систем</w:t>
-            </w:r>
-            <w:proofErr w:type="gramEnd"/>
-            <w:r>
-              <w:rPr>
-                <w:lang w:val="mn-MN"/>
-              </w:rPr>
-              <w:t xml:space="preserve"> хэрэглэгчид солигдоход шинэ ажилтанд програмтай холбоотой мэдлэг, мэдээлэл өгөхөд зарцуулах хугацаа их</w:t>
-            </w:r>
-          </w:p>
-        </w:tc>
-        <w:tc>
-          <w:tcPr>
-            <w:tcW w:w="2755" w:type="dxa"/>
-          </w:tcPr>
-          <w:p/>
+            <w:tcW w:w="6804" w:type="dxa"/>
+          </w:tcPr>
+          <w:p>
+            <w:pPr>
+              <w:rPr>
+                <w:lang w:val="en-US"/>
+              </w:rPr>
+            </w:pPr>
+            <w:r>
+              <w:rPr>
+                <w:lang w:val="en-US"/>
+              </w:rPr>
+              <w:t xml:space="preserve">Компаний дуудлагын төвийн ажилчид ирсэн </w:t>
+            </w:r>
+            <w:proofErr w:type="spellStart"/>
+            <w:r>
+              <w:rPr>
+                <w:lang w:val="en-US"/>
+              </w:rPr>
+              <w:t>дуудлагуудын</w:t>
+            </w:r>
+            <w:proofErr w:type="spellEnd"/>
+            <w:r>
+              <w:rPr>
+                <w:lang w:val="en-US"/>
+              </w:rPr>
+              <w:t xml:space="preserve"> </w:t>
+            </w:r>
+            <w:proofErr w:type="spellStart"/>
+            <w:r>
+              <w:rPr>
+                <w:lang w:val="en-US"/>
+              </w:rPr>
+              <w:t>асуудлыг</w:t>
+            </w:r>
+            <w:proofErr w:type="spellEnd"/>
+            <w:r>
+              <w:rPr>
+                <w:lang w:val="en-US"/>
+              </w:rPr>
+              <w:t xml:space="preserve"> </w:t>
+            </w:r>
+            <w:proofErr w:type="spellStart"/>
+            <w:r>
+              <w:rPr>
+                <w:lang w:val="en-US"/>
+              </w:rPr>
+              <w:t>ажлын</w:t>
+            </w:r>
+            <w:proofErr w:type="spellEnd"/>
+            <w:r>
+              <w:rPr>
+                <w:lang w:val="en-US"/>
+              </w:rPr>
+              <w:t xml:space="preserve"> </w:t>
+            </w:r>
+            <w:proofErr w:type="spellStart"/>
+            <w:r>
+              <w:rPr>
+                <w:lang w:val="en-US"/>
+              </w:rPr>
+              <w:t>цагт</w:t>
+            </w:r>
+            <w:proofErr w:type="spellEnd"/>
+            <w:r>
+              <w:rPr>
+                <w:lang w:val="en-US"/>
+              </w:rPr>
+              <w:t xml:space="preserve"> </w:t>
+            </w:r>
+            <w:proofErr w:type="spellStart"/>
+            <w:r>
+              <w:rPr>
+                <w:lang w:val="en-US"/>
+              </w:rPr>
+              <w:t>багтаж</w:t>
+            </w:r>
+            <w:proofErr w:type="spellEnd"/>
+            <w:r>
+              <w:rPr>
+                <w:lang w:val="en-US"/>
+              </w:rPr>
+              <w:t xml:space="preserve"> </w:t>
+            </w:r>
+            <w:proofErr w:type="spellStart"/>
+            <w:r>
+              <w:rPr>
+                <w:lang w:val="en-US"/>
+              </w:rPr>
+              <w:t>шийдвэрлэж</w:t>
+            </w:r>
+            <w:proofErr w:type="spellEnd"/>
+            <w:r>
+              <w:rPr>
+                <w:lang w:val="en-US"/>
+              </w:rPr>
+              <w:t xml:space="preserve"> </w:t>
+            </w:r>
+            <w:proofErr w:type="spellStart"/>
+            <w:r>
+              <w:rPr>
+                <w:lang w:val="en-US"/>
+              </w:rPr>
+              <w:t>амжихгүй</w:t>
+            </w:r>
+            <w:proofErr w:type="spellEnd"/>
+            <w:r>
+              <w:rPr>
+                <w:lang w:val="en-US"/>
+              </w:rPr>
+              <w:t xml:space="preserve"> </w:t>
+            </w:r>
+            <w:proofErr w:type="spellStart"/>
+            <w:r>
+              <w:rPr>
+                <w:lang w:val="en-US"/>
+              </w:rPr>
+              <w:t>байх</w:t>
+            </w:r>
+            <w:proofErr w:type="spellEnd"/>
+            <w:r>
+              <w:rPr>
+                <w:lang w:val="en-US"/>
+              </w:rPr>
+              <w:t xml:space="preserve">, </w:t>
+            </w:r>
+            <w:proofErr w:type="spellStart"/>
+            <w:r>
+              <w:rPr>
+                <w:lang w:val="en-US"/>
+              </w:rPr>
+              <w:t>илүү</w:t>
+            </w:r>
+            <w:proofErr w:type="spellEnd"/>
+            <w:r>
+              <w:rPr>
+                <w:lang w:val="en-US"/>
+              </w:rPr>
+              <w:t xml:space="preserve"> </w:t>
+            </w:r>
+            <w:proofErr w:type="spellStart"/>
+            <w:r>
+              <w:rPr>
+                <w:lang w:val="en-US"/>
+              </w:rPr>
+              <w:t>цагаар</w:t>
+            </w:r>
+            <w:proofErr w:type="spellEnd"/>
+            <w:r>
+              <w:rPr>
+                <w:lang w:val="en-US"/>
+              </w:rPr>
+              <w:t xml:space="preserve"> </w:t>
+            </w:r>
+            <w:proofErr w:type="spellStart"/>
+            <w:r>
+              <w:rPr>
+                <w:lang w:val="en-US"/>
+              </w:rPr>
+              <w:t>ажиллаж</w:t>
+            </w:r>
+            <w:proofErr w:type="spellEnd"/>
+            <w:r>
+              <w:rPr>
+                <w:lang w:val="en-US"/>
+              </w:rPr>
+              <w:t xml:space="preserve"> </w:t>
+            </w:r>
+            <w:proofErr w:type="spellStart"/>
+            <w:r>
+              <w:rPr>
+                <w:lang w:val="en-US"/>
+              </w:rPr>
+              <w:t>байгаа</w:t>
+            </w:r>
+            <w:proofErr w:type="spellEnd"/>
+            <w:r>
+              <w:rPr>
+                <w:lang w:val="en-US"/>
+              </w:rPr>
+              <w:t xml:space="preserve"> </w:t>
+            </w:r>
+            <w:proofErr w:type="spellStart"/>
+            <w:r>
+              <w:rPr>
+                <w:lang w:val="en-US"/>
+              </w:rPr>
+              <w:t>нь</w:t>
+            </w:r>
+            <w:proofErr w:type="spellEnd"/>
+            <w:r>
+              <w:rPr>
+                <w:lang w:val="en-US"/>
+              </w:rPr>
+              <w:t xml:space="preserve"> </w:t>
+            </w:r>
+            <w:proofErr w:type="spellStart"/>
+            <w:r>
+              <w:rPr>
+                <w:lang w:val="en-US"/>
+              </w:rPr>
+              <w:t>цалингийн</w:t>
+            </w:r>
+            <w:proofErr w:type="spellEnd"/>
+            <w:r>
+              <w:rPr>
+                <w:lang w:val="en-US"/>
+              </w:rPr>
+              <w:t xml:space="preserve"> </w:t>
+            </w:r>
+            <w:proofErr w:type="spellStart"/>
+            <w:r>
+              <w:rPr>
+                <w:lang w:val="en-US"/>
+              </w:rPr>
+              <w:t>зардалын</w:t>
+            </w:r>
+            <w:proofErr w:type="spellEnd"/>
+            <w:r>
+              <w:rPr>
+                <w:lang w:val="en-US"/>
+              </w:rPr>
+              <w:t xml:space="preserve"> </w:t>
+            </w:r>
+            <w:proofErr w:type="spellStart"/>
+            <w:r>
+              <w:rPr>
+                <w:lang w:val="en-US"/>
+              </w:rPr>
+              <w:t>өсөлтөд</w:t>
+            </w:r>
+            <w:proofErr w:type="spellEnd"/>
+            <w:r>
+              <w:rPr>
+                <w:lang w:val="en-US"/>
+              </w:rPr>
+              <w:t xml:space="preserve"> </w:t>
+            </w:r>
+            <w:proofErr w:type="spellStart"/>
+            <w:r>
+              <w:rPr>
+                <w:lang w:val="en-US"/>
+              </w:rPr>
+              <w:t>нөлөөлж</w:t>
+            </w:r>
+            <w:proofErr w:type="spellEnd"/>
+            <w:r>
+              <w:rPr>
+                <w:lang w:val="en-US"/>
+              </w:rPr>
+              <w:t xml:space="preserve"> </w:t>
+            </w:r>
+            <w:proofErr w:type="spellStart"/>
+            <w:r>
+              <w:rPr>
+                <w:lang w:val="en-US"/>
+              </w:rPr>
+              <w:t>байна</w:t>
+            </w:r>
+            <w:proofErr w:type="spellEnd"/>
+            <w:r>
+              <w:rPr>
+                <w:lang w:val="en-US"/>
+              </w:rPr>
+              <w:t>.</w:t>
+            </w:r>
+          </w:p>
+        </w:tc>
+        <w:tc>
+          <w:tcPr>
+            <w:tcW w:w="5670" w:type="dxa"/>
+          </w:tcPr>
+          <w:p>
+            <w:r>
+              <w:t xml:space="preserve">The company's call </w:t>
+            </w:r>
+            <w:proofErr w:type="spellStart"/>
+            <w:r>
+              <w:t>center</w:t>
+            </w:r>
+            <w:proofErr w:type="spellEnd"/>
+            <w:r>
+              <w:t xml:space="preserve"> employees are unable to resolve incoming calls within working hours and are working overtime, which is contributing to the increase in salary costs.</w:t>
+            </w:r>
+          </w:p>
         </w:tc>
       </w:tr>
       <w:tr>
         <w:tc>
           <w:tcPr>
-            <w:tcW w:w="3506" w:type="dxa"/>
+            <w:tcW w:w="1413" w:type="dxa"/>
           </w:tcPr>
           <w:p>
             <w:pPr>
@@ -191,21 +460,40 @@
         </w:tc>
         <w:tc>
           <w:tcPr>
-            <w:tcW w:w="2755" w:type="dxa"/>
-          </w:tcPr>
-          <w:p/>
-        </w:tc>
-        <w:tc>
-          <w:tcPr>
-            <w:tcW w:w="2755" w:type="dxa"/>
-          </w:tcPr>
-          <w:p/>
+            <w:tcW w:w="6804" w:type="dxa"/>
+          </w:tcPr>
+          <w:p>
+            <w:proofErr w:type="spellStart"/>
+            <w:r>
+              <w:t>Компаний</w:t>
+            </w:r>
+            <w:proofErr w:type="spellEnd"/>
+            <w:r>
+              <w:t xml:space="preserve"> ERP </w:t>
+            </w:r>
+            <w:r>
+              <w:rPr>
+                <w:lang w:val="mn-MN"/>
+              </w:rPr>
+              <w:t xml:space="preserve"> систем хэрэглэгчид солигдоход шинэ ажилтанд програмтай холбоотой мэдлэг, мэдээлэл өгөхөд зарцуулах хугацаа их</w:t>
+            </w:r>
+          </w:p>
+        </w:tc>
+        <w:tc>
+          <w:tcPr>
+            <w:tcW w:w="5670" w:type="dxa"/>
+          </w:tcPr>
+          <w:p>
+            <w:r>
+              <w:t>When there is a change in users of the company's ERP system, a significant amount of time is spent providing the new employee with the necessary knowledge and information regarding the software.</w:t>
+            </w:r>
+          </w:p>
         </w:tc>
       </w:tr>
       <w:tr>
         <w:tc>
           <w:tcPr>
-            <w:tcW w:w="3506" w:type="dxa"/>
+            <w:tcW w:w="1413" w:type="dxa"/>
           </w:tcPr>
           <w:p>
             <w:pPr>
@@ -218,27 +506,54 @@
               <w:rPr>
                 <w:rFonts w:cstheme="minorHAnsi"/>
               </w:rPr>
-              <w:t>Aim and Objectives</w:t>
-            </w:r>
-          </w:p>
-        </w:tc>
-        <w:tc>
-          <w:tcPr>
-            <w:tcW w:w="2755" w:type="dxa"/>
-          </w:tcPr>
-          <w:p/>
-        </w:tc>
-        <w:tc>
-          <w:tcPr>
-            <w:tcW w:w="2755" w:type="dxa"/>
-          </w:tcPr>
-          <w:p/>
+              <w:t>Aim</w:t>
+            </w:r>
+          </w:p>
+        </w:tc>
+        <w:tc>
+          <w:tcPr>
+            <w:tcW w:w="6804" w:type="dxa"/>
+          </w:tcPr>
+          <w:p>
+            <w:pPr>
+              <w:rPr>
+                <w:lang w:val="mn-MN"/>
+              </w:rPr>
+            </w:pPr>
+            <w:r>
+              <w:rPr>
+                <w:lang w:val="en-US"/>
+              </w:rPr>
+              <w:t>ERP</w:t>
+            </w:r>
+            <w:r>
+              <w:rPr>
+                <w:lang w:val="mn-MN"/>
+              </w:rPr>
+              <w:t xml:space="preserve"> систем хэрэглэгчдийн дуудлага өгөн шийдвэрлүүлсэн асуудлуудад дүн шинжилгээ хийж, түгээмэл асуудлууд, тэдгээрийг шийдвэрлэхэд зарцуулагдах хугацаа болон шинэ хэрэглэгчдийн сургалтын хэрэгцээг тодорхойлох</w:t>
+            </w:r>
+          </w:p>
+        </w:tc>
+        <w:tc>
+          <w:tcPr>
+            <w:tcW w:w="5670" w:type="dxa"/>
+          </w:tcPr>
+          <w:p>
+            <w:proofErr w:type="spellStart"/>
+            <w:r>
+              <w:t>Analyze</w:t>
+            </w:r>
+            <w:proofErr w:type="spellEnd"/>
+            <w:r>
+              <w:t xml:space="preserve"> issues reported by ERP system users, and identify common problems, the time required to resolve them, and the training needs of new users.</w:t>
+            </w:r>
+          </w:p>
         </w:tc>
       </w:tr>
       <w:tr>
         <w:tc>
           <w:tcPr>
-            <w:tcW w:w="3506" w:type="dxa"/>
+            <w:tcW w:w="1413" w:type="dxa"/>
           </w:tcPr>
           <w:p>
             <w:pPr>
@@ -251,27 +566,194 @@
               <w:rPr>
                 <w:rFonts w:cstheme="minorHAnsi"/>
               </w:rPr>
-              <w:t>Scope</w:t>
-            </w:r>
-          </w:p>
-        </w:tc>
-        <w:tc>
-          <w:tcPr>
-            <w:tcW w:w="2755" w:type="dxa"/>
-          </w:tcPr>
-          <w:p/>
-        </w:tc>
-        <w:tc>
-          <w:tcPr>
-            <w:tcW w:w="2755" w:type="dxa"/>
-          </w:tcPr>
-          <w:p/>
+              <w:t>Objectives</w:t>
+            </w:r>
+          </w:p>
+        </w:tc>
+        <w:tc>
+          <w:tcPr>
+            <w:tcW w:w="6804" w:type="dxa"/>
+          </w:tcPr>
+          <w:p>
+            <w:pPr>
+              <w:rPr>
+                <w:lang w:val="mn-MN"/>
+              </w:rPr>
+            </w:pPr>
+            <w:r>
+              <w:rPr>
+                <w:lang w:val="en-US"/>
+              </w:rPr>
+              <w:t>-</w:t>
+            </w:r>
+            <w:r>
+              <w:rPr>
+                <w:lang w:val="en-US"/>
+              </w:rPr>
+              <w:t>ERP</w:t>
+            </w:r>
+            <w:r>
+              <w:rPr>
+                <w:lang w:val="mn-MN"/>
+              </w:rPr>
+              <w:t xml:space="preserve"> систем хэрэглэгчдийн асуудал, хүсэлтий</w:t>
+            </w:r>
+            <w:r>
+              <w:rPr>
+                <w:lang w:val="mn-MN"/>
+              </w:rPr>
+              <w:t xml:space="preserve">г </w:t>
+            </w:r>
+            <w:r>
+              <w:rPr>
+                <w:lang w:val="mn-MN"/>
+              </w:rPr>
+              <w:t>агуулсан өгөгдөл цуглуулах,</w:t>
+            </w:r>
+          </w:p>
+          <w:p>
+            <w:pPr>
+              <w:rPr>
+                <w:lang w:val="mn-MN"/>
+              </w:rPr>
+            </w:pPr>
+            <w:r>
+              <w:rPr>
+                <w:lang w:val="mn-MN"/>
+              </w:rPr>
+              <w:t>-</w:t>
+            </w:r>
+            <w:r>
+              <w:rPr>
+                <w:lang w:val="mn-MN"/>
+              </w:rPr>
+              <w:t>Өгөгдлийг цэвэрлэж, шинжилгээнд бэлтгэх,</w:t>
+            </w:r>
+          </w:p>
+          <w:p>
+            <w:pPr>
+              <w:rPr>
+                <w:lang w:val="mn-MN"/>
+              </w:rPr>
+            </w:pPr>
+            <w:r>
+              <w:rPr>
+                <w:lang w:val="mn-MN"/>
+              </w:rPr>
+              <w:t>-</w:t>
+            </w:r>
+            <w:r>
+              <w:rPr>
+                <w:lang w:val="mn-MN"/>
+              </w:rPr>
+              <w:t>Хэрэглэгчдийн асуудлыг төрөл сэдвээр нь ангилах,</w:t>
+            </w:r>
+          </w:p>
+          <w:p>
+            <w:pPr>
+              <w:rPr>
+                <w:lang w:val="mn-MN"/>
+              </w:rPr>
+            </w:pPr>
+            <w:r>
+              <w:rPr>
+                <w:lang w:val="mn-MN"/>
+              </w:rPr>
+              <w:t>-</w:t>
+            </w:r>
+            <w:r>
+              <w:rPr>
+                <w:lang w:val="mn-MN"/>
+              </w:rPr>
+              <w:t>Асуудлын төрөл тус бүрийн шийдвэрлэх хугацааг харьцуулах,</w:t>
+            </w:r>
+          </w:p>
+          <w:p>
+            <w:pPr>
+              <w:rPr>
+                <w:lang w:val="mn-MN"/>
+              </w:rPr>
+            </w:pPr>
+            <w:r>
+              <w:rPr>
+                <w:lang w:val="mn-MN"/>
+              </w:rPr>
+              <w:t>-</w:t>
+            </w:r>
+            <w:r>
+              <w:rPr>
+                <w:lang w:val="mn-MN"/>
+              </w:rPr>
+              <w:t>Илэрсэн асуудлуудад үндэслэн шинэ хэрэглэгчдэд шаардлагатай  мэдээллийг тодорхойлох,</w:t>
+            </w:r>
+          </w:p>
+          <w:p>
+            <w:pPr>
+              <w:rPr>
+                <w:lang w:val="mn-MN"/>
+              </w:rPr>
+            </w:pPr>
+            <w:r>
+              <w:rPr>
+                <w:lang w:val="mn-MN"/>
+              </w:rPr>
+              <w:t>-</w:t>
+            </w:r>
+            <w:r>
+              <w:rPr>
+                <w:lang w:val="mn-MN"/>
+              </w:rPr>
+              <w:t>Шинжилгээний үр дүнд тулгуурлан хэрэглэгчийн дэмжлэгийг сайжруулах санал боловсруулах</w:t>
+            </w:r>
+          </w:p>
+          <w:p>
+            <w:pPr>
+              <w:rPr>
+                <w:lang w:val="mn-MN"/>
+              </w:rPr>
+            </w:pPr>
+          </w:p>
+        </w:tc>
+        <w:tc>
+          <w:tcPr>
+            <w:tcW w:w="5670" w:type="dxa"/>
+          </w:tcPr>
+          <w:p>
+            <w:r>
+              <w:t>- Collect data containing issues and requests from ERP system users,</w:t>
+            </w:r>
+          </w:p>
+          <w:p>
+            <w:r>
+              <w:t>- Clean the data and prepare it for analysis,</w:t>
+            </w:r>
+          </w:p>
+          <w:p>
+            <w:r>
+              <w:t>- Categorize user issues by type or topic,</w:t>
+            </w:r>
+          </w:p>
+          <w:p>
+            <w:r>
+              <w:t>- Compare the resolution times for each type of issue,</w:t>
+            </w:r>
+          </w:p>
+          <w:p>
+            <w:r>
+              <w:t>- Identify the information necessary for new users based on the issues encountered,</w:t>
+            </w:r>
+          </w:p>
+          <w:p>
+            <w:r>
+              <w:t>- Develop proposals to improve user support based on the analysis results.</w:t>
+            </w:r>
+          </w:p>
         </w:tc>
       </w:tr>
       <w:tr>
         <w:tc>
           <w:tcPr>
-            <w:tcW w:w="3506" w:type="dxa"/>
+            <w:tcW w:w="1413" w:type="dxa"/>
           </w:tcPr>
           <w:p>
             <w:pPr>
@@ -279,29 +761,119 @@
             </w:pPr>
             <w:r>
               <w:rPr>
-                <w:rFonts w:cstheme="minorHAnsi"/>
-              </w:rPr>
-              <w:t>Methodology</w:t>
-            </w:r>
-          </w:p>
-        </w:tc>
-        <w:tc>
-          <w:tcPr>
-            <w:tcW w:w="2755" w:type="dxa"/>
-          </w:tcPr>
-          <w:p/>
-        </w:tc>
-        <w:tc>
-          <w:tcPr>
-            <w:tcW w:w="2755" w:type="dxa"/>
-          </w:tcPr>
-          <w:p/>
+                <w:lang w:val="en-US"/>
+              </w:rPr>
+              <w:lastRenderedPageBreak/>
+              <w:t>E</w:t>
+            </w:r>
+            <w:proofErr w:type="spellStart"/>
+            <w:r>
+              <w:t>xamining</w:t>
+            </w:r>
+            <w:proofErr w:type="spellEnd"/>
+            <w:r>
+              <w:t xml:space="preserve"> academic sources related to the research topic</w:t>
+            </w:r>
+          </w:p>
+        </w:tc>
+        <w:tc>
+          <w:tcPr>
+            <w:tcW w:w="6804" w:type="dxa"/>
+          </w:tcPr>
+          <w:p>
+            <w:pPr>
+              <w:pStyle w:val="ListParagraph"/>
+              <w:numPr>
+                <w:ilvl w:val="0"/>
+                <w:numId w:val="2"/>
+              </w:numPr>
+              <w:rPr>
+                <w:lang w:val="mn-MN"/>
+              </w:rPr>
+            </w:pPr>
+            <w:r>
+              <w:rPr>
+                <w:lang w:val="mn-MN"/>
+              </w:rPr>
+              <w:t>Монгол хэл боловсруулахад ямар хүндрэл байдаг,</w:t>
+            </w:r>
+          </w:p>
+          <w:p>
+            <w:pPr>
+              <w:pStyle w:val="ListParagraph"/>
+              <w:numPr>
+                <w:ilvl w:val="0"/>
+                <w:numId w:val="2"/>
+              </w:numPr>
+              <w:rPr>
+                <w:lang w:val="mn-MN"/>
+              </w:rPr>
+            </w:pPr>
+            <w:r>
+              <w:rPr>
+                <w:lang w:val="mn-MN"/>
+              </w:rPr>
+              <w:t>Ямар арга ашиглаж ангилал, бүлэглэл хийх боломжтой,</w:t>
+            </w:r>
+          </w:p>
+          <w:p>
+            <w:pPr>
+              <w:pStyle w:val="ListParagraph"/>
+              <w:numPr>
+                <w:ilvl w:val="0"/>
+                <w:numId w:val="2"/>
+              </w:numPr>
+              <w:rPr>
+                <w:lang w:val="mn-MN"/>
+              </w:rPr>
+            </w:pPr>
+            <w:r>
+              <w:rPr>
+                <w:lang w:val="mn-MN"/>
+              </w:rPr>
+              <w:t xml:space="preserve">Текстээс давтагдсан асуудал илрүүлэхэд </w:t>
+            </w:r>
+            <w:r>
+              <w:t>NLP-</w:t>
+            </w:r>
+            <w:proofErr w:type="spellStart"/>
+            <w:r>
+              <w:t>ийг</w:t>
+            </w:r>
+            <w:proofErr w:type="spellEnd"/>
+            <w:r>
+              <w:rPr>
+                <w:lang w:val="mn-MN"/>
+              </w:rPr>
+              <w:t xml:space="preserve"> хэрхэн ашиглах вэ? Гэсэн асуултуудад хариулт авахаар судалгааны ажлуудтай танилцаж байна.</w:t>
+            </w:r>
+          </w:p>
+        </w:tc>
+        <w:tc>
+          <w:tcPr>
+            <w:tcW w:w="5670" w:type="dxa"/>
+          </w:tcPr>
+          <w:p>
+            <w:r>
+              <w:t>- What are the difficulties in processing Mongolian,</w:t>
+            </w:r>
+          </w:p>
+          <w:p>
+            <w:r>
+              <w:t>- What methods can be used to classify and group,</w:t>
+            </w:r>
+          </w:p>
+          <w:p>
+            <w:r>
+              <w:t>- How can NLP be used to detect repetitive patterns in text? We are reviewing research projects to find answers to these questions.</w:t>
+            </w:r>
+          </w:p>
         </w:tc>
       </w:tr>
       <w:tr>
         <w:tc>
           <w:tcPr>
-            <w:tcW w:w="3506" w:type="dxa"/>
+            <w:tcW w:w="1413" w:type="dxa"/>
           </w:tcPr>
           <w:p>
             <w:pPr>
@@ -320,13 +892,13 @@
         </w:tc>
         <w:tc>
           <w:tcPr>
-            <w:tcW w:w="2755" w:type="dxa"/>
+            <w:tcW w:w="6804" w:type="dxa"/>
           </w:tcPr>
           <w:p/>
         </w:tc>
         <w:tc>
           <w:tcPr>
-            <w:tcW w:w="2755" w:type="dxa"/>
+            <w:tcW w:w="5670" w:type="dxa"/>
           </w:tcPr>
           <w:p/>
         </w:tc>
@@ -334,7 +906,7 @@
       <w:tr>
         <w:tc>
           <w:tcPr>
-            <w:tcW w:w="3506" w:type="dxa"/>
+            <w:tcW w:w="1413" w:type="dxa"/>
           </w:tcPr>
           <w:p>
             <w:pPr>
@@ -347,26 +919,20 @@
               <w:rPr>
                 <w:rFonts w:cstheme="minorHAnsi"/>
               </w:rPr>
-              <w:t>Expected Deliverab</w:t>
-            </w:r>
-            <w:r>
-              <w:rPr>
-                <w:rFonts w:cstheme="minorHAnsi"/>
-              </w:rPr>
-              <w:t>les</w:t>
+              <w:t>Choosing the right method</w:t>
             </w:r>
           </w:p>
           <w:p/>
         </w:tc>
         <w:tc>
           <w:tcPr>
-            <w:tcW w:w="2755" w:type="dxa"/>
+            <w:tcW w:w="6804" w:type="dxa"/>
           </w:tcPr>
           <w:p/>
         </w:tc>
         <w:tc>
           <w:tcPr>
-            <w:tcW w:w="2755" w:type="dxa"/>
+            <w:tcW w:w="5670" w:type="dxa"/>
           </w:tcPr>
           <w:p/>
         </w:tc>
@@ -374,7 +940,7 @@
       <w:tr>
         <w:tc>
           <w:tcPr>
-            <w:tcW w:w="3506" w:type="dxa"/>
+            <w:tcW w:w="1413" w:type="dxa"/>
           </w:tcPr>
           <w:p>
             <w:pPr>
@@ -393,13 +959,13 @@
         </w:tc>
         <w:tc>
           <w:tcPr>
-            <w:tcW w:w="2755" w:type="dxa"/>
+            <w:tcW w:w="6804" w:type="dxa"/>
           </w:tcPr>
           <w:p/>
         </w:tc>
         <w:tc>
           <w:tcPr>
-            <w:tcW w:w="2755" w:type="dxa"/>
+            <w:tcW w:w="5670" w:type="dxa"/>
           </w:tcPr>
           <w:p/>
         </w:tc>
@@ -407,7 +973,7 @@
       <w:tr>
         <w:tc>
           <w:tcPr>
-            <w:tcW w:w="3506" w:type="dxa"/>
+            <w:tcW w:w="1413" w:type="dxa"/>
           </w:tcPr>
           <w:p>
             <w:pPr>
@@ -427,27 +993,1142 @@
         </w:tc>
         <w:tc>
           <w:tcPr>
-            <w:tcW w:w="2755" w:type="dxa"/>
+            <w:tcW w:w="6804" w:type="dxa"/>
           </w:tcPr>
           <w:p/>
         </w:tc>
         <w:tc>
           <w:tcPr>
-            <w:tcW w:w="2755" w:type="dxa"/>
+            <w:tcW w:w="5670" w:type="dxa"/>
           </w:tcPr>
           <w:p/>
         </w:tc>
       </w:tr>
     </w:tbl>
     <w:p/>
+    <w:p/>
+    <w:p/>
+    <w:p/>
+    <w:p/>
+    <w:p/>
+    <w:p/>
+    <w:p/>
+    <w:p/>
+    <w:p/>
+    <w:p>
+      <w:pPr>
+        <w:rPr>
+          <w:b/>
+          <w:color w:val="156082"/>
+          <w:sz w:val="36"/>
+          <w:szCs w:val="36"/>
+        </w:rPr>
+      </w:pPr>
+      <w:r>
+        <w:rPr>
+          <w:noProof/>
+        </w:rPr>
+        <mc:AlternateContent>
+          <mc:Choice Requires="wpg">
+            <w:drawing>
+              <wp:anchor distT="0" distB="0" distL="114300" distR="114300" simplePos="0" relativeHeight="251659264" behindDoc="0" locked="0" layoutInCell="1" hidden="0" allowOverlap="1" wp14:anchorId="6230099B" wp14:editId="67ED7C36">
+                <wp:simplePos x="0" y="0"/>
+                <wp:positionH relativeFrom="page">
+                  <wp:posOffset>428625</wp:posOffset>
+                </wp:positionH>
+                <wp:positionV relativeFrom="margin">
+                  <wp:posOffset>-1170304</wp:posOffset>
+                </wp:positionV>
+                <wp:extent cx="228600" cy="10403359"/>
+                <wp:effectExtent l="0" t="0" r="0" b="0"/>
+                <wp:wrapNone/>
+                <wp:docPr id="1728545881" name="Group 1728545881"/>
+                <wp:cNvGraphicFramePr/>
+                <a:graphic xmlns:a="http://schemas.openxmlformats.org/drawingml/2006/main">
+                  <a:graphicData uri="http://schemas.microsoft.com/office/word/2010/wordprocessingGroup">
+                    <wpg:wgp>
+                      <wpg:cNvGrpSpPr/>
+                      <wpg:grpSpPr>
+                        <a:xfrm>
+                          <a:off x="0" y="0"/>
+                          <a:ext cx="228600" cy="10403359"/>
+                          <a:chOff x="5231700" y="0"/>
+                          <a:chExt cx="228600" cy="7560000"/>
+                        </a:xfrm>
+                      </wpg:grpSpPr>
+                      <wpg:grpSp>
+                        <wpg:cNvPr id="150243782" name="Group 150243782"/>
+                        <wpg:cNvGrpSpPr/>
+                        <wpg:grpSpPr>
+                          <a:xfrm>
+                            <a:off x="5231700" y="0"/>
+                            <a:ext cx="228600" cy="7560000"/>
+                            <a:chOff x="0" y="0"/>
+                            <a:chExt cx="228600" cy="9144000"/>
+                          </a:xfrm>
+                        </wpg:grpSpPr>
+                        <wps:wsp>
+                          <wps:cNvPr id="1022607563" name="Rectangle 1022607563"/>
+                          <wps:cNvSpPr/>
+                          <wps:spPr>
+                            <a:xfrm>
+                              <a:off x="0" y="0"/>
+                              <a:ext cx="228600" cy="9144000"/>
+                            </a:xfrm>
+                            <a:prstGeom prst="rect">
+                              <a:avLst/>
+                            </a:prstGeom>
+                            <a:noFill/>
+                            <a:ln>
+                              <a:noFill/>
+                            </a:ln>
+                          </wps:spPr>
+                          <wps:txbx>
+                            <w:txbxContent>
+                              <w:p>
+                                <w:pPr>
+                                  <w:spacing w:after="0" w:line="240" w:lineRule="auto"/>
+                                  <w:textDirection w:val="btLr"/>
+                                </w:pPr>
+                              </w:p>
+                            </w:txbxContent>
+                          </wps:txbx>
+                          <wps:bodyPr spcFirstLastPara="1" wrap="square" lIns="91425" tIns="91425" rIns="91425" bIns="91425" anchor="ctr" anchorCtr="0">
+                            <a:noAutofit/>
+                          </wps:bodyPr>
+                        </wps:wsp>
+                        <wps:wsp>
+                          <wps:cNvPr id="645180660" name="Rectangle 645180660"/>
+                          <wps:cNvSpPr/>
+                          <wps:spPr>
+                            <a:xfrm>
+                              <a:off x="0" y="0"/>
+                              <a:ext cx="228600" cy="8782050"/>
+                            </a:xfrm>
+                            <a:prstGeom prst="rect">
+                              <a:avLst/>
+                            </a:prstGeom>
+                            <a:solidFill>
+                              <a:schemeClr val="accent2"/>
+                            </a:solidFill>
+                            <a:ln>
+                              <a:noFill/>
+                            </a:ln>
+                          </wps:spPr>
+                          <wps:txbx>
+                            <w:txbxContent>
+                              <w:p>
+                                <w:pPr>
+                                  <w:spacing w:after="0" w:line="240" w:lineRule="auto"/>
+                                  <w:textDirection w:val="btLr"/>
+                                </w:pPr>
+                              </w:p>
+                            </w:txbxContent>
+                          </wps:txbx>
+                          <wps:bodyPr spcFirstLastPara="1" wrap="square" lIns="91425" tIns="91425" rIns="91425" bIns="91425" anchor="ctr" anchorCtr="0">
+                            <a:noAutofit/>
+                          </wps:bodyPr>
+                        </wps:wsp>
+                        <wps:wsp>
+                          <wps:cNvPr id="300658735" name="Rectangle 300658735"/>
+                          <wps:cNvSpPr/>
+                          <wps:spPr>
+                            <a:xfrm>
+                              <a:off x="0" y="8915400"/>
+                              <a:ext cx="228600" cy="228600"/>
+                            </a:xfrm>
+                            <a:prstGeom prst="rect">
+                              <a:avLst/>
+                            </a:prstGeom>
+                            <a:solidFill>
+                              <a:schemeClr val="accent1"/>
+                            </a:solidFill>
+                            <a:ln>
+                              <a:noFill/>
+                            </a:ln>
+                          </wps:spPr>
+                          <wps:txbx>
+                            <w:txbxContent>
+                              <w:p>
+                                <w:pPr>
+                                  <w:spacing w:after="0" w:line="240" w:lineRule="auto"/>
+                                  <w:textDirection w:val="btLr"/>
+                                </w:pPr>
+                              </w:p>
+                            </w:txbxContent>
+                          </wps:txbx>
+                          <wps:bodyPr spcFirstLastPara="1" wrap="square" lIns="91425" tIns="91425" rIns="91425" bIns="91425" anchor="ctr" anchorCtr="0">
+                            <a:noAutofit/>
+                          </wps:bodyPr>
+                        </wps:wsp>
+                      </wpg:grpSp>
+                    </wpg:wgp>
+                  </a:graphicData>
+                </a:graphic>
+              </wp:anchor>
+            </w:drawing>
+          </mc:Choice>
+          <mc:Fallback>
+            <w:pict>
+              <v:group w14:anchorId="6230099B" id="Group 1728545881" o:spid="_x0000_s1026" style="position:absolute;margin-left:33.75pt;margin-top:-92.15pt;width:18pt;height:819.15pt;z-index:251659264;mso-position-horizontal-relative:page;mso-position-vertical-relative:margin" coordorigin="52317" coordsize="2286,75600" o:gfxdata="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">
+                <v:group id="Group 150243782" o:spid="_x0000_s1027" style="position:absolute;left:52317;width:2286;height:75600" coordsize="2286,91440" o:gfxdata="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">
+                  <v:rect id="Rectangle 1022607563" o:spid="_x0000_s1028" style="position:absolute;width:2286;height:91440;visibility:visible;mso-wrap-style:square;v-text-anchor:middle" o:gfxdata="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" filled="f" stroked="f">
+                    <v:textbox inset="2.53958mm,2.53958mm,2.53958mm,2.53958mm">
+                      <w:txbxContent>
+                        <w:p>
+                          <w:pPr>
+                            <w:spacing w:after="0" w:line="240" w:lineRule="auto"/>
+                            <w:textDirection w:val="btLr"/>
+                          </w:pPr>
+                        </w:p>
+                      </w:txbxContent>
+                    </v:textbox>
+                  </v:rect>
+                  <v:rect id="Rectangle 645180660" o:spid="_x0000_s1029" style="position:absolute;width:2286;height:87820;visibility:visible;mso-wrap-style:square;v-text-anchor:middle" o:gfxdata="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" fillcolor="#e97132 [3205]" stroked="f">
+                    <v:textbox inset="2.53958mm,2.53958mm,2.53958mm,2.53958mm">
+                      <w:txbxContent>
+                        <w:p>
+                          <w:pPr>
+                            <w:spacing w:after="0" w:line="240" w:lineRule="auto"/>
+                            <w:textDirection w:val="btLr"/>
+                          </w:pPr>
+                        </w:p>
+                      </w:txbxContent>
+                    </v:textbox>
+                  </v:rect>
+                  <v:rect id="Rectangle 300658735" o:spid="_x0000_s1030" style="position:absolute;top:89154;width:2286;height:2286;visibility:visible;mso-wrap-style:square;v-text-anchor:middle" o:gfxdata="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" fillcolor="#156082 [3204]" stroked="f">
+                    <v:textbox inset="2.53958mm,2.53958mm,2.53958mm,2.53958mm">
+                      <w:txbxContent>
+                        <w:p>
+                          <w:pPr>
+                            <w:spacing w:after="0" w:line="240" w:lineRule="auto"/>
+                            <w:textDirection w:val="btLr"/>
+                          </w:pPr>
+                        </w:p>
+                      </w:txbxContent>
+                    </v:textbox>
+                  </v:rect>
+                </v:group>
+                <w10:wrap anchorx="page" anchory="margin"/>
+              </v:group>
+            </w:pict>
+          </mc:Fallback>
+        </mc:AlternateContent>
+      </w:r>
+      <w:r>
+        <w:rPr>
+          <w:noProof/>
+        </w:rPr>
+        <w:drawing>
+          <wp:anchor distT="0" distB="0" distL="114300" distR="114300" simplePos="0" relativeHeight="251660288" behindDoc="0" locked="0" layoutInCell="1" hidden="0" allowOverlap="1" wp14:anchorId="1CC31BF4" wp14:editId="04142E8B">
+            <wp:simplePos x="0" y="0"/>
+            <wp:positionH relativeFrom="margin">
+              <wp:posOffset>4174490</wp:posOffset>
+            </wp:positionH>
+            <wp:positionV relativeFrom="margin">
+              <wp:posOffset>-276224</wp:posOffset>
+            </wp:positionV>
+            <wp:extent cx="2206625" cy="762000"/>
+            <wp:effectExtent l="0" t="0" r="0" b="0"/>
+            <wp:wrapSquare wrapText="bothSides" distT="0" distB="0" distL="114300" distR="114300"/>
+            <wp:docPr id="1728545883" name="image1.png" descr="A logo for college computing&#10;&#10;Description automatically generated"/>
+            <wp:cNvGraphicFramePr/>
+            <a:graphic xmlns:a="http://schemas.openxmlformats.org/drawingml/2006/main">
+              <a:graphicData uri="http://schemas.openxmlformats.org/drawingml/2006/picture">
+                <pic:pic xmlns:pic="http://schemas.openxmlformats.org/drawingml/2006/picture">
+                  <pic:nvPicPr>
+                    <pic:cNvPr id="0" name="image1.png" descr="A logo for college computing&#10;&#10;Description automatically generated"/>
+                    <pic:cNvPicPr preferRelativeResize="0"/>
+                  </pic:nvPicPr>
+                  <pic:blipFill>
+                    <a:blip r:embed="rId5"/>
+                    <a:srcRect/>
+                    <a:stretch>
+                      <a:fillRect/>
+                    </a:stretch>
+                  </pic:blipFill>
+                  <pic:spPr>
+                    <a:xfrm>
+                      <a:off x="0" y="0"/>
+                      <a:ext cx="2206625" cy="762000"/>
+                    </a:xfrm>
+                    <a:prstGeom prst="rect">
+                      <a:avLst/>
+                    </a:prstGeom>
+                    <a:ln/>
+                  </pic:spPr>
+                </pic:pic>
+              </a:graphicData>
+            </a:graphic>
+          </wp:anchor>
+        </w:drawing>
+      </w:r>
+      <w:r>
+        <w:rPr>
+          <w:b/>
+          <w:color w:val="156082"/>
+          <w:sz w:val="36"/>
+          <w:szCs w:val="36"/>
+        </w:rPr>
+        <w:t>Assessment Cover Page</w:t>
+      </w:r>
+    </w:p>
+    <w:tbl>
+      <w:tblPr>
+        <w:tblW w:w="9015" w:type="dxa"/>
+        <w:tblBorders>
+          <w:insideH w:val="nil"/>
+          <w:insideV w:val="nil"/>
+        </w:tblBorders>
+        <w:tblLayout w:type="fixed"/>
+        <w:tblLook w:val="0400" w:firstRow="0" w:lastRow="0" w:firstColumn="0" w:lastColumn="0" w:noHBand="0" w:noVBand="1"/>
+      </w:tblPr>
+      <w:tblGrid>
+        <w:gridCol w:w="3256"/>
+        <w:gridCol w:w="5759"/>
+      </w:tblGrid>
+      <w:tr>
+        <w:tc>
+          <w:tcPr>
+            <w:tcW w:w="3256" w:type="dxa"/>
+            <w:tcBorders>
+              <w:top w:val="nil"/>
+              <w:left w:val="nil"/>
+              <w:bottom w:val="nil"/>
+              <w:right w:val="nil"/>
+            </w:tcBorders>
+            <w:hideMark/>
+          </w:tcPr>
+          <w:p>
+            <w:pPr>
+              <w:spacing w:line="480" w:lineRule="auto"/>
+              <w:rPr>
+                <w:i/>
+                <w:color w:val="156082"/>
+                <w:sz w:val="32"/>
+                <w:szCs w:val="32"/>
+              </w:rPr>
+            </w:pPr>
+            <w:r>
+              <w:rPr>
+                <w:i/>
+                <w:color w:val="156082"/>
+                <w:sz w:val="32"/>
+                <w:szCs w:val="32"/>
+              </w:rPr>
+              <w:t>Student Full Name</w:t>
+            </w:r>
+          </w:p>
+          <w:p>
+            <w:pPr>
+              <w:spacing w:line="480" w:lineRule="auto"/>
+              <w:rPr>
+                <w:i/>
+                <w:color w:val="156082"/>
+                <w:sz w:val="32"/>
+                <w:szCs w:val="32"/>
+              </w:rPr>
+            </w:pPr>
+            <w:r>
+              <w:rPr>
+                <w:i/>
+                <w:color w:val="156082"/>
+                <w:sz w:val="32"/>
+                <w:szCs w:val="32"/>
+              </w:rPr>
+              <w:t xml:space="preserve">Enkh-Amgalan </w:t>
+            </w:r>
+          </w:p>
+        </w:tc>
+        <w:tc>
+          <w:tcPr>
+            <w:tcW w:w="5759" w:type="dxa"/>
+            <w:tcBorders>
+              <w:top w:val="nil"/>
+              <w:left w:val="nil"/>
+              <w:bottom w:val="nil"/>
+              <w:right w:val="nil"/>
+            </w:tcBorders>
+          </w:tcPr>
+          <w:p>
+            <w:pPr>
+              <w:spacing w:line="480" w:lineRule="auto"/>
+              <w:rPr>
+                <w:color w:val="000000"/>
+                <w:sz w:val="32"/>
+                <w:szCs w:val="32"/>
+              </w:rPr>
+            </w:pPr>
+          </w:p>
+        </w:tc>
+      </w:tr>
+      <w:tr>
+        <w:tc>
+          <w:tcPr>
+            <w:tcW w:w="3256" w:type="dxa"/>
+            <w:tcBorders>
+              <w:top w:val="nil"/>
+              <w:left w:val="nil"/>
+              <w:bottom w:val="nil"/>
+              <w:right w:val="nil"/>
+            </w:tcBorders>
+            <w:hideMark/>
+          </w:tcPr>
+          <w:p>
+            <w:pPr>
+              <w:spacing w:line="480" w:lineRule="auto"/>
+              <w:rPr>
+                <w:i/>
+                <w:color w:val="156082"/>
+                <w:sz w:val="32"/>
+                <w:szCs w:val="32"/>
+              </w:rPr>
+            </w:pPr>
+            <w:r>
+              <w:rPr>
+                <w:i/>
+                <w:color w:val="156082"/>
+                <w:sz w:val="32"/>
+                <w:szCs w:val="32"/>
+              </w:rPr>
+              <w:t>Student Number</w:t>
+            </w:r>
+          </w:p>
+          <w:p>
+            <w:pPr>
+              <w:spacing w:line="480" w:lineRule="auto"/>
+              <w:rPr>
+                <w:i/>
+                <w:color w:val="156082"/>
+                <w:sz w:val="32"/>
+                <w:szCs w:val="32"/>
+              </w:rPr>
+            </w:pPr>
+            <w:r>
+              <w:rPr>
+                <w:i/>
+                <w:color w:val="156082"/>
+                <w:sz w:val="32"/>
+                <w:szCs w:val="32"/>
+              </w:rPr>
+              <w:t>2025394</w:t>
+            </w:r>
+          </w:p>
+        </w:tc>
+        <w:tc>
+          <w:tcPr>
+            <w:tcW w:w="5759" w:type="dxa"/>
+            <w:tcBorders>
+              <w:top w:val="nil"/>
+              <w:left w:val="nil"/>
+              <w:bottom w:val="nil"/>
+              <w:right w:val="nil"/>
+            </w:tcBorders>
+          </w:tcPr>
+          <w:p>
+            <w:pPr>
+              <w:spacing w:line="480" w:lineRule="auto"/>
+              <w:rPr>
+                <w:color w:val="000000"/>
+                <w:sz w:val="32"/>
+                <w:szCs w:val="32"/>
+              </w:rPr>
+            </w:pPr>
+          </w:p>
+        </w:tc>
+      </w:tr>
+      <w:tr>
+        <w:tc>
+          <w:tcPr>
+            <w:tcW w:w="3256" w:type="dxa"/>
+            <w:tcBorders>
+              <w:top w:val="nil"/>
+              <w:left w:val="nil"/>
+              <w:bottom w:val="nil"/>
+              <w:right w:val="nil"/>
+            </w:tcBorders>
+            <w:hideMark/>
+          </w:tcPr>
+          <w:p>
+            <w:pPr>
+              <w:spacing w:line="480" w:lineRule="auto"/>
+              <w:rPr>
+                <w:i/>
+                <w:color w:val="156082"/>
+                <w:sz w:val="32"/>
+                <w:szCs w:val="32"/>
+              </w:rPr>
+            </w:pPr>
+            <w:r>
+              <w:rPr>
+                <w:i/>
+                <w:color w:val="156082"/>
+                <w:sz w:val="32"/>
+                <w:szCs w:val="32"/>
+              </w:rPr>
+              <w:t>Module Title</w:t>
+            </w:r>
+          </w:p>
+          <w:p>
+            <w:pPr>
+              <w:spacing w:line="480" w:lineRule="auto"/>
+              <w:rPr>
+                <w:i/>
+                <w:color w:val="156082"/>
+                <w:sz w:val="32"/>
+                <w:szCs w:val="32"/>
+              </w:rPr>
+            </w:pPr>
+            <w:r>
+              <w:rPr>
+                <w:i/>
+                <w:color w:val="156082"/>
+                <w:sz w:val="32"/>
+                <w:szCs w:val="32"/>
+              </w:rPr>
+              <w:t>Strategic Thinking</w:t>
+            </w:r>
+          </w:p>
+        </w:tc>
+        <w:tc>
+          <w:tcPr>
+            <w:tcW w:w="5759" w:type="dxa"/>
+            <w:tcBorders>
+              <w:top w:val="nil"/>
+              <w:left w:val="nil"/>
+              <w:bottom w:val="nil"/>
+              <w:right w:val="nil"/>
+            </w:tcBorders>
+          </w:tcPr>
+          <w:p>
+            <w:pPr>
+              <w:spacing w:line="480" w:lineRule="auto"/>
+              <w:rPr>
+                <w:color w:val="000000"/>
+                <w:sz w:val="32"/>
+                <w:szCs w:val="32"/>
+              </w:rPr>
+            </w:pPr>
+          </w:p>
+        </w:tc>
+      </w:tr>
+      <w:tr>
+        <w:tc>
+          <w:tcPr>
+            <w:tcW w:w="3256" w:type="dxa"/>
+            <w:tcBorders>
+              <w:top w:val="nil"/>
+              <w:left w:val="nil"/>
+              <w:bottom w:val="nil"/>
+              <w:right w:val="nil"/>
+            </w:tcBorders>
+            <w:hideMark/>
+          </w:tcPr>
+          <w:p>
+            <w:pPr>
+              <w:spacing w:line="480" w:lineRule="auto"/>
+              <w:rPr>
+                <w:i/>
+                <w:color w:val="156082"/>
+                <w:sz w:val="32"/>
+                <w:szCs w:val="32"/>
+              </w:rPr>
+            </w:pPr>
+            <w:r>
+              <w:rPr>
+                <w:i/>
+                <w:color w:val="156082"/>
+                <w:sz w:val="32"/>
+                <w:szCs w:val="32"/>
+              </w:rPr>
+              <w:lastRenderedPageBreak/>
+              <w:t>Assessment Title</w:t>
+            </w:r>
+          </w:p>
+          <w:p>
+            <w:pPr>
+              <w:spacing w:line="480" w:lineRule="auto"/>
+              <w:rPr>
+                <w:i/>
+                <w:color w:val="156082"/>
+                <w:sz w:val="32"/>
+                <w:szCs w:val="32"/>
+              </w:rPr>
+            </w:pPr>
+          </w:p>
+        </w:tc>
+        <w:tc>
+          <w:tcPr>
+            <w:tcW w:w="5759" w:type="dxa"/>
+            <w:tcBorders>
+              <w:top w:val="nil"/>
+              <w:left w:val="nil"/>
+              <w:bottom w:val="nil"/>
+              <w:right w:val="nil"/>
+            </w:tcBorders>
+          </w:tcPr>
+          <w:p>
+            <w:pPr>
+              <w:spacing w:line="480" w:lineRule="auto"/>
+              <w:rPr>
+                <w:color w:val="000000"/>
+                <w:sz w:val="32"/>
+                <w:szCs w:val="32"/>
+              </w:rPr>
+            </w:pPr>
+          </w:p>
+        </w:tc>
+      </w:tr>
+      <w:tr>
+        <w:tc>
+          <w:tcPr>
+            <w:tcW w:w="3256" w:type="dxa"/>
+            <w:tcBorders>
+              <w:top w:val="nil"/>
+              <w:left w:val="nil"/>
+              <w:bottom w:val="nil"/>
+              <w:right w:val="nil"/>
+            </w:tcBorders>
+            <w:hideMark/>
+          </w:tcPr>
+          <w:p>
+            <w:pPr>
+              <w:spacing w:line="480" w:lineRule="auto"/>
+              <w:rPr>
+                <w:i/>
+                <w:color w:val="156082"/>
+                <w:sz w:val="32"/>
+                <w:szCs w:val="32"/>
+              </w:rPr>
+            </w:pPr>
+            <w:r>
+              <w:rPr>
+                <w:i/>
+                <w:color w:val="156082"/>
+                <w:sz w:val="32"/>
+                <w:szCs w:val="32"/>
+              </w:rPr>
+              <w:t>Lecturer/Supervisor</w:t>
+            </w:r>
+          </w:p>
+          <w:p>
+            <w:pPr>
+              <w:spacing w:line="480" w:lineRule="auto"/>
+              <w:rPr>
+                <w:i/>
+                <w:color w:val="156082"/>
+                <w:sz w:val="32"/>
+                <w:szCs w:val="32"/>
+              </w:rPr>
+            </w:pPr>
+            <w:proofErr w:type="spellStart"/>
+            <w:r>
+              <w:rPr>
+                <w:i/>
+                <w:color w:val="156082"/>
+                <w:sz w:val="32"/>
+                <w:szCs w:val="32"/>
+              </w:rPr>
+              <w:t>Taufique</w:t>
+            </w:r>
+            <w:proofErr w:type="spellEnd"/>
+            <w:r>
+              <w:rPr>
+                <w:i/>
+                <w:color w:val="156082"/>
+                <w:sz w:val="32"/>
+                <w:szCs w:val="32"/>
+              </w:rPr>
+              <w:t xml:space="preserve"> Ahmed</w:t>
+            </w:r>
+          </w:p>
+        </w:tc>
+        <w:tc>
+          <w:tcPr>
+            <w:tcW w:w="5759" w:type="dxa"/>
+            <w:tcBorders>
+              <w:top w:val="nil"/>
+              <w:left w:val="nil"/>
+              <w:bottom w:val="nil"/>
+              <w:right w:val="nil"/>
+            </w:tcBorders>
+          </w:tcPr>
+          <w:p>
+            <w:pPr>
+              <w:spacing w:line="480" w:lineRule="auto"/>
+              <w:rPr>
+                <w:color w:val="000000"/>
+                <w:sz w:val="32"/>
+                <w:szCs w:val="32"/>
+              </w:rPr>
+            </w:pPr>
+          </w:p>
+        </w:tc>
+      </w:tr>
+      <w:tr>
+        <w:tc>
+          <w:tcPr>
+            <w:tcW w:w="3256" w:type="dxa"/>
+            <w:tcBorders>
+              <w:top w:val="nil"/>
+              <w:left w:val="nil"/>
+              <w:bottom w:val="nil"/>
+              <w:right w:val="nil"/>
+            </w:tcBorders>
+            <w:hideMark/>
+          </w:tcPr>
+          <w:p>
+            <w:pPr>
+              <w:spacing w:line="480" w:lineRule="auto"/>
+              <w:rPr>
+                <w:i/>
+                <w:color w:val="156082"/>
+                <w:sz w:val="32"/>
+                <w:szCs w:val="32"/>
+              </w:rPr>
+            </w:pPr>
+            <w:r>
+              <w:rPr>
+                <w:i/>
+                <w:color w:val="156082"/>
+                <w:sz w:val="32"/>
+                <w:szCs w:val="32"/>
+              </w:rPr>
+              <w:t>Assessment Due Date</w:t>
+            </w:r>
+          </w:p>
+          <w:p>
+            <w:pPr>
+              <w:spacing w:line="480" w:lineRule="auto"/>
+              <w:rPr>
+                <w:i/>
+                <w:color w:val="156082"/>
+                <w:sz w:val="32"/>
+                <w:szCs w:val="32"/>
+              </w:rPr>
+            </w:pPr>
+            <w:r>
+              <w:rPr>
+                <w:i/>
+                <w:color w:val="156082"/>
+                <w:sz w:val="32"/>
+                <w:szCs w:val="32"/>
+              </w:rPr>
+              <w:t>25</w:t>
+            </w:r>
+            <w:r>
+              <w:rPr>
+                <w:i/>
+                <w:color w:val="156082"/>
+                <w:sz w:val="32"/>
+                <w:szCs w:val="32"/>
+              </w:rPr>
+              <w:t>/</w:t>
+            </w:r>
+            <w:r>
+              <w:rPr>
+                <w:i/>
+                <w:color w:val="156082"/>
+                <w:sz w:val="32"/>
+                <w:szCs w:val="32"/>
+              </w:rPr>
+              <w:t>10</w:t>
+            </w:r>
+            <w:r>
+              <w:rPr>
+                <w:i/>
+                <w:color w:val="156082"/>
+                <w:sz w:val="32"/>
+                <w:szCs w:val="32"/>
+              </w:rPr>
+              <w:t>/2026</w:t>
+            </w:r>
+          </w:p>
+        </w:tc>
+        <w:tc>
+          <w:tcPr>
+            <w:tcW w:w="5759" w:type="dxa"/>
+            <w:tcBorders>
+              <w:top w:val="nil"/>
+              <w:left w:val="nil"/>
+              <w:bottom w:val="nil"/>
+              <w:right w:val="nil"/>
+            </w:tcBorders>
+          </w:tcPr>
+          <w:p>
+            <w:pPr>
+              <w:spacing w:line="480" w:lineRule="auto"/>
+              <w:rPr>
+                <w:color w:val="000000"/>
+                <w:sz w:val="32"/>
+                <w:szCs w:val="32"/>
+              </w:rPr>
+            </w:pPr>
+          </w:p>
+        </w:tc>
+      </w:tr>
+    </w:tbl>
+    <w:p>
+      <w:pPr>
+        <w:spacing w:line="480" w:lineRule="auto"/>
+        <w:rPr>
+          <w:i/>
+          <w:color w:val="156082"/>
+          <w:sz w:val="32"/>
+          <w:szCs w:val="32"/>
+        </w:rPr>
+      </w:pPr>
+      <w:r>
+        <w:rPr>
+          <w:i/>
+          <w:color w:val="156082"/>
+          <w:sz w:val="32"/>
+          <w:szCs w:val="32"/>
+        </w:rPr>
+        <w:t>Date of Submission</w:t>
+      </w:r>
+    </w:p>
+    <w:p>
+      <w:pPr>
+        <w:spacing w:line="480" w:lineRule="auto"/>
+        <w:rPr>
+          <w:i/>
+          <w:color w:val="156082"/>
+          <w:sz w:val="32"/>
+          <w:szCs w:val="32"/>
+        </w:rPr>
+      </w:pPr>
+      <w:r>
+        <w:rPr>
+          <w:i/>
+          <w:color w:val="156082"/>
+          <w:sz w:val="32"/>
+          <w:szCs w:val="32"/>
+        </w:rPr>
+        <w:t>25</w:t>
+      </w:r>
+      <w:r>
+        <w:rPr>
+          <w:i/>
+          <w:color w:val="156082"/>
+          <w:sz w:val="32"/>
+          <w:szCs w:val="32"/>
+        </w:rPr>
+        <w:t>/</w:t>
+      </w:r>
+      <w:r>
+        <w:rPr>
+          <w:i/>
+          <w:color w:val="156082"/>
+          <w:sz w:val="32"/>
+          <w:szCs w:val="32"/>
+          <w:lang w:val="en-US"/>
+        </w:rPr>
+        <w:t>10</w:t>
+      </w:r>
+      <w:r>
+        <w:rPr>
+          <w:i/>
+          <w:color w:val="156082"/>
+          <w:sz w:val="32"/>
+          <w:szCs w:val="32"/>
+        </w:rPr>
+        <w:t>/2026</w:t>
+      </w:r>
+    </w:p>
+    <w:p>
+      <w:pPr>
+        <w:rPr>
+          <w:color w:val="3A3A3A"/>
+          <w:sz w:val="40"/>
+          <w:szCs w:val="40"/>
+        </w:rPr>
+      </w:pPr>
+      <w:r>
+        <w:rPr>
+          <w:color w:val="3A3A3A"/>
+          <w:sz w:val="40"/>
+          <w:szCs w:val="40"/>
+        </w:rPr>
+        <w:t>Abstract</w:t>
+      </w:r>
+    </w:p>
+    <w:p>
+      <w:pPr>
+        <w:rPr>
+          <w:color w:val="3A3A3A"/>
+          <w:sz w:val="40"/>
+          <w:szCs w:val="40"/>
+          <w:lang w:val="mn-MN"/>
+        </w:rPr>
+      </w:pPr>
+    </w:p>
+    <w:p>
+      <w:pPr>
+        <w:rPr>
+          <w:color w:val="3A3A3A"/>
+          <w:sz w:val="40"/>
+          <w:szCs w:val="40"/>
+          <w:lang w:val="mn-MN"/>
+        </w:rPr>
+      </w:pPr>
+    </w:p>
+    <w:p>
+      <w:pPr>
+        <w:spacing w:line="480" w:lineRule="auto"/>
+        <w:rPr>
+          <w:i/>
+          <w:color w:val="156082"/>
+          <w:sz w:val="32"/>
+          <w:szCs w:val="32"/>
+        </w:rPr>
+      </w:pPr>
+    </w:p>
     <w:sectPr>
-      <w:pgSz w:w="11906" w:h="16838"/>
+      <w:pgSz w:w="16838" w:h="11906" w:orient="landscape"/>
       <w:pgMar w:top="1440" w:right="1440" w:bottom="1440" w:left="1440" w:header="720" w:footer="720" w:gutter="0"/>
       <w:cols w:space="720"/>
       <w:docGrid w:linePitch="360"/>
     </w:sectPr>
   </w:body>
 </w:document>
+</file>
+
+<file path=word/numbering.xml><?xml version="1.0" encoding="utf-8"?>
+<w:numbering xmlns:wpc="http://schemas.microsoft.com/office/word/2010/wordprocessingCanvas" xmlns:cx="http://schemas.microsoft.com/office/drawing/2014/chartex" xmlns:cx1="http://schemas.microsoft.com/office/drawing/2015/9/8/chartex" xmlns:cx2="http://schemas.microsoft.com/office/drawing/2015/10/21/chartex" xmlns:cx3="http://schemas.microsoft.com/office/drawing/2016/5/9/chartex" xmlns:cx4="http://schemas.microsoft.com/office/drawing/2016/5/10/chartex" xmlns:cx5="http://schemas.microsoft.com/office/drawing/2016/5/11/chartex" xmlns:cx6="http://schemas.microsoft.com/office/drawing/2016/5/12/chartex" xmlns:cx7="http://schemas.microsoft.com/office/drawing/2016/5/13/chartex" xmlns:cx8="http://schemas.microsoft.com/office/drawing/2016/5/14/chartex" xmlns:mc="http://schemas.openxmlformats.org/markup-compatibility/2006" xmlns:aink="http://schemas.microsoft.com/office/drawing/2016/ink" xmlns:am3d="http://schemas.microsoft.com/office/drawing/2017/model3d" xmlns:o="urn:schemas-microsoft-com:office:office" xmlns:oel="http://schemas.microsoft.com/office/2019/extlst" xmlns:r="http://schemas.openxmlformats.org/officeDocument/2006/relationships" xmlns:m="http://schemas.openxmlformats.org/officeDocument/2006/math" xmlns:v="urn:schemas-microsoft-com:vml" xmlns:wp14="http://schemas.microsoft.com/office/word/2010/wordprocessingDrawing" xmlns:wp="http://schemas.openxmlformats.org/drawingml/2006/wordprocessingDrawing" xmlns:w10="urn:schemas-microsoft-com:office:word" xmlns:w="http://schemas.openxmlformats.org/wordprocessingml/2006/main" xmlns:w14="http://schemas.microsoft.com/office/word/2010/wordml" xmlns:w15="http://schemas.microsoft.com/office/word/2012/wordml" xmlns:w16cex="http://schemas.microsoft.com/office/word/2018/wordml/cex" xmlns:w16cid="http://schemas.microsoft.com/office/word/2016/wordml/cid" xmlns:w16="http://schemas.microsoft.com/office/word/2018/wordml" xmlns:w16du="http://schemas.microsoft.com/office/word/2023/wordml/word16du" xmlns:w16sdtdh="http://schemas.microsoft.com/office/word/2020/wordml/sdtdatahash" xmlns:w16sdtfl="http://schemas.microsoft.com/office/word/2024/wordml/sdtformatlock" xmlns:w16se="http://schemas.microsoft.com/office/word/2015/wordml/symex" xmlns:wpg="http://schemas.microsoft.com/office/word/2010/wordprocessingGroup" xmlns:wpi="http://schemas.microsoft.com/office/word/2010/wordprocessingInk" xmlns:wne="http://schemas.microsoft.com/office/word/2006/wordml" xmlns:wps="http://schemas.microsoft.com/office/word/2010/wordprocessingShape" mc:Ignorable="w14 w15 w16se w16cid w16 w16cex w16sdtdh w16sdtfl w16du wp14">
+  <w:abstractNum w:abstractNumId="0" w15:restartNumberingAfterBreak="0">
+    <w:nsid w:val="130722BD"/>
+    <w:multiLevelType w:val="hybridMultilevel"/>
+    <w:tmpl w:val="CD4802A8"/>
+    <w:lvl w:ilvl="0" w:tplc="08090001">
+      <w:start w:val="1"/>
+      <w:numFmt w:val="bullet"/>
+      <w:lvlText w:val=""/>
+      <w:lvlJc w:val="left"/>
+      <w:pPr>
+        <w:ind w:left="927" w:hanging="360"/>
+      </w:pPr>
+      <w:rPr>
+        <w:rFonts w:ascii="Symbol" w:hAnsi="Symbol" w:hint="default"/>
+      </w:rPr>
+    </w:lvl>
+    <w:lvl w:ilvl="1" w:tplc="08090003" w:tentative="1">
+      <w:start w:val="1"/>
+      <w:numFmt w:val="bullet"/>
+      <w:lvlText w:val="o"/>
+      <w:lvlJc w:val="left"/>
+      <w:pPr>
+        <w:ind w:left="1647" w:hanging="360"/>
+      </w:pPr>
+      <w:rPr>
+        <w:rFonts w:ascii="Courier New" w:hAnsi="Courier New" w:cs="Courier New" w:hint="default"/>
+      </w:rPr>
+    </w:lvl>
+    <w:lvl w:ilvl="2" w:tplc="08090005" w:tentative="1">
+      <w:start w:val="1"/>
+      <w:numFmt w:val="bullet"/>
+      <w:lvlText w:val=""/>
+      <w:lvlJc w:val="left"/>
+      <w:pPr>
+        <w:ind w:left="2367" w:hanging="360"/>
+      </w:pPr>
+      <w:rPr>
+        <w:rFonts w:ascii="Wingdings" w:hAnsi="Wingdings" w:hint="default"/>
+      </w:rPr>
+    </w:lvl>
+    <w:lvl w:ilvl="3" w:tplc="08090001" w:tentative="1">
+      <w:start w:val="1"/>
+      <w:numFmt w:val="bullet"/>
+      <w:lvlText w:val=""/>
+      <w:lvlJc w:val="left"/>
+      <w:pPr>
+        <w:ind w:left="3087" w:hanging="360"/>
+      </w:pPr>
+      <w:rPr>
+        <w:rFonts w:ascii="Symbol" w:hAnsi="Symbol" w:hint="default"/>
+      </w:rPr>
+    </w:lvl>
+    <w:lvl w:ilvl="4" w:tplc="08090003" w:tentative="1">
+      <w:start w:val="1"/>
+      <w:numFmt w:val="bullet"/>
+      <w:lvlText w:val="o"/>
+      <w:lvlJc w:val="left"/>
+      <w:pPr>
+        <w:ind w:left="3807" w:hanging="360"/>
+      </w:pPr>
+      <w:rPr>
+        <w:rFonts w:ascii="Courier New" w:hAnsi="Courier New" w:cs="Courier New" w:hint="default"/>
+      </w:rPr>
+    </w:lvl>
+    <w:lvl w:ilvl="5" w:tplc="08090005" w:tentative="1">
+      <w:start w:val="1"/>
+      <w:numFmt w:val="bullet"/>
+      <w:lvlText w:val=""/>
+      <w:lvlJc w:val="left"/>
+      <w:pPr>
+        <w:ind w:left="4527" w:hanging="360"/>
+      </w:pPr>
+      <w:rPr>
+        <w:rFonts w:ascii="Wingdings" w:hAnsi="Wingdings" w:hint="default"/>
+      </w:rPr>
+    </w:lvl>
+    <w:lvl w:ilvl="6" w:tplc="08090001" w:tentative="1">
+      <w:start w:val="1"/>
+      <w:numFmt w:val="bullet"/>
+      <w:lvlText w:val=""/>
+      <w:lvlJc w:val="left"/>
+      <w:pPr>
+        <w:ind w:left="5247" w:hanging="360"/>
+      </w:pPr>
+      <w:rPr>
+        <w:rFonts w:ascii="Symbol" w:hAnsi="Symbol" w:hint="default"/>
+      </w:rPr>
+    </w:lvl>
+    <w:lvl w:ilvl="7" w:tplc="08090003" w:tentative="1">
+      <w:start w:val="1"/>
+      <w:numFmt w:val="bullet"/>
+      <w:lvlText w:val="o"/>
+      <w:lvlJc w:val="left"/>
+      <w:pPr>
+        <w:ind w:left="5967" w:hanging="360"/>
+      </w:pPr>
+      <w:rPr>
+        <w:rFonts w:ascii="Courier New" w:hAnsi="Courier New" w:cs="Courier New" w:hint="default"/>
+      </w:rPr>
+    </w:lvl>
+    <w:lvl w:ilvl="8" w:tplc="08090005" w:tentative="1">
+      <w:start w:val="1"/>
+      <w:numFmt w:val="bullet"/>
+      <w:lvlText w:val=""/>
+      <w:lvlJc w:val="left"/>
+      <w:pPr>
+        <w:ind w:left="6687" w:hanging="360"/>
+      </w:pPr>
+      <w:rPr>
+        <w:rFonts w:ascii="Wingdings" w:hAnsi="Wingdings" w:hint="default"/>
+      </w:rPr>
+    </w:lvl>
+  </w:abstractNum>
+  <w:abstractNum w:abstractNumId="1" w15:restartNumberingAfterBreak="0">
+    <w:nsid w:val="3F433C41"/>
+    <w:multiLevelType w:val="hybridMultilevel"/>
+    <w:tmpl w:val="E1481C3E"/>
+    <w:lvl w:ilvl="0" w:tplc="A4CA49B4">
+      <w:start w:val="25"/>
+      <w:numFmt w:val="bullet"/>
+      <w:lvlText w:val="-"/>
+      <w:lvlJc w:val="left"/>
+      <w:pPr>
+        <w:ind w:left="720" w:hanging="360"/>
+      </w:pPr>
+      <w:rPr>
+        <w:rFonts w:ascii="Aptos" w:eastAsiaTheme="minorHAnsi" w:hAnsi="Aptos" w:cstheme="minorBidi" w:hint="default"/>
+      </w:rPr>
+    </w:lvl>
+    <w:lvl w:ilvl="1" w:tplc="08090003" w:tentative="1">
+      <w:start w:val="1"/>
+      <w:numFmt w:val="bullet"/>
+      <w:lvlText w:val="o"/>
+      <w:lvlJc w:val="left"/>
+      <w:pPr>
+        <w:ind w:left="1440" w:hanging="360"/>
+      </w:pPr>
+      <w:rPr>
+        <w:rFonts w:ascii="Courier New" w:hAnsi="Courier New" w:cs="Courier New" w:hint="default"/>
+      </w:rPr>
+    </w:lvl>
+    <w:lvl w:ilvl="2" w:tplc="08090005" w:tentative="1">
+      <w:start w:val="1"/>
+      <w:numFmt w:val="bullet"/>
+      <w:lvlText w:val=""/>
+      <w:lvlJc w:val="left"/>
+      <w:pPr>
+        <w:ind w:left="2160" w:hanging="360"/>
+      </w:pPr>
+      <w:rPr>
+        <w:rFonts w:ascii="Wingdings" w:hAnsi="Wingdings" w:hint="default"/>
+      </w:rPr>
+    </w:lvl>
+    <w:lvl w:ilvl="3" w:tplc="08090001" w:tentative="1">
+      <w:start w:val="1"/>
+      <w:numFmt w:val="bullet"/>
+      <w:lvlText w:val=""/>
+      <w:lvlJc w:val="left"/>
+      <w:pPr>
+        <w:ind w:left="2880" w:hanging="360"/>
+      </w:pPr>
+      <w:rPr>
+        <w:rFonts w:ascii="Symbol" w:hAnsi="Symbol" w:hint="default"/>
+      </w:rPr>
+    </w:lvl>
+    <w:lvl w:ilvl="4" w:tplc="08090003" w:tentative="1">
+      <w:start w:val="1"/>
+      <w:numFmt w:val="bullet"/>
+      <w:lvlText w:val="o"/>
+      <w:lvlJc w:val="left"/>
+      <w:pPr>
+        <w:ind w:left="3600" w:hanging="360"/>
+      </w:pPr>
+      <w:rPr>
+        <w:rFonts w:ascii="Courier New" w:hAnsi="Courier New" w:cs="Courier New" w:hint="default"/>
+      </w:rPr>
+    </w:lvl>
+    <w:lvl w:ilvl="5" w:tplc="08090005" w:tentative="1">
+      <w:start w:val="1"/>
+      <w:numFmt w:val="bullet"/>
+      <w:lvlText w:val=""/>
+      <w:lvlJc w:val="left"/>
+      <w:pPr>
+        <w:ind w:left="4320" w:hanging="360"/>
+      </w:pPr>
+      <w:rPr>
+        <w:rFonts w:ascii="Wingdings" w:hAnsi="Wingdings" w:hint="default"/>
+      </w:rPr>
+    </w:lvl>
+    <w:lvl w:ilvl="6" w:tplc="08090001" w:tentative="1">
+      <w:start w:val="1"/>
+      <w:numFmt w:val="bullet"/>
+      <w:lvlText w:val=""/>
+      <w:lvlJc w:val="left"/>
+      <w:pPr>
+        <w:ind w:left="5040" w:hanging="360"/>
+      </w:pPr>
+      <w:rPr>
+        <w:rFonts w:ascii="Symbol" w:hAnsi="Symbol" w:hint="default"/>
+      </w:rPr>
+    </w:lvl>
+    <w:lvl w:ilvl="7" w:tplc="08090003" w:tentative="1">
+      <w:start w:val="1"/>
+      <w:numFmt w:val="bullet"/>
+      <w:lvlText w:val="o"/>
+      <w:lvlJc w:val="left"/>
+      <w:pPr>
+        <w:ind w:left="5760" w:hanging="360"/>
+      </w:pPr>
+      <w:rPr>
+        <w:rFonts w:ascii="Courier New" w:hAnsi="Courier New" w:cs="Courier New" w:hint="default"/>
+      </w:rPr>
+    </w:lvl>
+    <w:lvl w:ilvl="8" w:tplc="08090005" w:tentative="1">
+      <w:start w:val="1"/>
+      <w:numFmt w:val="bullet"/>
+      <w:lvlText w:val=""/>
+      <w:lvlJc w:val="left"/>
+      <w:pPr>
+        <w:ind w:left="6480" w:hanging="360"/>
+      </w:pPr>
+      <w:rPr>
+        <w:rFonts w:ascii="Wingdings" w:hAnsi="Wingdings" w:hint="default"/>
+      </w:rPr>
+    </w:lvl>
+  </w:abstractNum>
+  <w:num w:numId="1" w16cid:durableId="1611860682">
+    <w:abstractNumId w:val="0"/>
+  </w:num>
+  <w:num w:numId="2" w16cid:durableId="841702251">
+    <w:abstractNumId w:val="1"/>
+  </w:num>
+</w:numbering>
 </file>
 
 <file path=word/styles.xml><?xml version="1.0" encoding="utf-8"?>
@@ -1052,6 +2733,7 @@
   <w:style w:type="character" w:default="1" w:styleId="DefaultParagraphFont">
     <w:name w:val="Default Paragraph Font"/>
     <w:uiPriority w:val="1"/>
+    <w:semiHidden/>
     <w:unhideWhenUsed/>
   </w:style>
   <w:style w:type="table" w:default="1" w:styleId="TableNormal">
